--- a/compliance/16_Go_To_Market_Scope.docx
+++ b/compliance/16_Go_To_Market_Scope.docx
@@ -674,7 +674,22 @@
           <w:rFonts w:ascii="Arial" w:hAnsi="Arial"/>
           <w:sz w:val="21"/>
         </w:rPr>
-        <w:t>Confirm legal entity (resolve the "PBC" vs LLC label), EIN + W-9, business banking — BI-01/02/03</w:t>
+        <w:t xml:space="preserve">Entity confirmed: </w:t>
+      </w:r>
+      <w:r>
+        <w:rPr>
+          <w:rFonts w:ascii="Arial" w:hAnsi="Arial"/>
+          <w:b/>
+          <w:sz w:val="21"/>
+        </w:rPr>
+        <w:t>Cohort Logic, LLC</w:t>
+      </w:r>
+      <w:r>
+        <w:rPr>
+          <w:rFonts w:ascii="Arial" w:hAnsi="Arial"/>
+          <w:sz w:val="21"/>
+        </w:rPr>
+        <w:t xml:space="preserve"> (fix the site footers, which wrongly say "PBC"); EIN + W-9, business banking — BI-01/02/03</w:t>
       </w:r>
     </w:p>
     <w:p>
